--- a/projects/valuepickr-open-screen/docs/Asahi Songwon Colors Ltd.docx
+++ b/projects/valuepickr-open-screen/docs/Asahi Songwon Colors Ltd.docx
@@ -32,7 +32,7 @@
           <w:sz w:val="22"/>
           <w:szCs w:val="22"/>
         </w:rPr>
-        <w:t xml:space="preserve">Blue-pigment maker with a years-long, still-unproven Azo-pigment + API diversification - weak returns and a dead thread mean the old Tier A call does not survive a fresh look</w:t>
+        <w:t xml:space="preserve">Small-cap phthalocyanine (blue) pigment exporter hit by US tariffs on its export-heavy business - revenue/EBITDA declining, market cap down ~38% in a year and ROE a weak ~5%, so this is a 'neither' on fundamentals, not a tailwind story.</w:t>
       </w:r>
     </w:p>
     <w:p>
@@ -49,7 +49,7 @@
         <w:spacing w:after="120"/>
       </w:pPr>
       <w:r>
-        <w:t xml:space="preserve">Asahi Songwon Colors (incorporated 1990) is a leading manufacturer of blue (phthalocyanine / CPC) pigments for inks, plastics, paints, textiles and paper. It has diversified into Azo pigments (yellow/red/orange) via a 50:50 Dahej JV, and into APIs (anti-convulsant / anti-psychotic / anti-diabetic) through the 2022 acquisition of Atlas Life Sciences.</w:t>
+        <w:t xml:space="preserve">Incorporated in 1990, Asahi Songwon Colors is a leading manufacturer of blue (phthalocyanine) pigments used in inks, plastics, paints, textiles and paper, with globally benchmarked manufacturing and a significant export orientation.</w:t>
       </w:r>
     </w:p>
     <w:p>
@@ -89,7 +89,7 @@
                 <w:b/>
                 <w:bCs/>
               </w:rPr>
-              <w:t xml:space="preserve">Market Cap</w:t>
+              <w:t xml:space="preserve">Market cap</w:t>
             </w:r>
           </w:p>
         </w:tc>
@@ -99,7 +99,7 @@
           </w:tcPr>
           <w:p>
             <w:r>
-              <w:t xml:space="preserve">~Rs 342 Cr (small-cap)</w:t>
+              <w:t xml:space="preserve">~Rs 319 Cr (down ~37.8% over the past year)</w:t>
             </w:r>
           </w:p>
         </w:tc>
@@ -116,7 +116,7 @@
                 <w:b/>
                 <w:bCs/>
               </w:rPr>
-              <w:t xml:space="preserve">ROCE / ROE</w:t>
+              <w:t xml:space="preserve">Revenue / Profit</w:t>
             </w:r>
           </w:p>
         </w:tc>
@@ -126,7 +126,7 @@
           </w:tcPr>
           <w:p>
             <w:r>
-              <w:t xml:space="preserve">~8.5% / ~7.1% (weak)</w:t>
+              <w:t xml:space="preserve">Revenue ~Rs 535 Cr; Profit ~Rs 17.8 Cr</w:t>
             </w:r>
           </w:p>
         </w:tc>
@@ -143,7 +143,7 @@
                 <w:b/>
                 <w:bCs/>
               </w:rPr>
-              <w:t xml:space="preserve">Stock P/E</w:t>
+              <w:t xml:space="preserve">ROE</w:t>
             </w:r>
           </w:p>
         </w:tc>
@@ -153,7 +153,7 @@
           </w:tcPr>
           <w:p>
             <w:r>
-              <w:t xml:space="preserve">~18x</w:t>
+              <w:t xml:space="preserve">~4.95% (3-year average) - weak</w:t>
             </w:r>
           </w:p>
         </w:tc>
@@ -170,7 +170,7 @@
                 <w:b/>
                 <w:bCs/>
               </w:rPr>
-              <w:t xml:space="preserve">Book value</w:t>
+              <w:t xml:space="preserve">Promoter holding</w:t>
             </w:r>
           </w:p>
         </w:tc>
@@ -180,7 +180,7 @@
           </w:tcPr>
           <w:p>
             <w:r>
-              <w:t xml:space="preserve">~Rs 230</w:t>
+              <w:t xml:space="preserve">~67.0%</w:t>
             </w:r>
           </w:p>
         </w:tc>
@@ -197,7 +197,7 @@
                 <w:b/>
                 <w:bCs/>
               </w:rPr>
-              <w:t xml:space="preserve">52-week range</w:t>
+              <w:t xml:space="preserve">Recent trend</w:t>
             </w:r>
           </w:p>
         </w:tc>
@@ -207,7 +207,7 @@
           </w:tcPr>
           <w:p>
             <w:r>
-              <w:t xml:space="preserve">Rs 179 - 463 (stock has re-rated ~2.5x off the low)</w:t>
+              <w:t xml:space="preserve">Q2 FY26 saw a significant revenue and EBITDA decline, driven largely by US tariffs hitting its export-heavy blue-pigment business</w:t>
             </w:r>
           </w:p>
         </w:tc>
@@ -223,7 +223,7 @@
         <w:spacing w:after="120"/>
       </w:pPr>
       <w:r>
-        <w:t xml:space="preserve">The stock has re-rated ~2.5x off its 52-week low, but the underlying returns remain weak (ROE ~7%, ROCE ~8.5%). The two diversification bets - the Dahej Azo-pigment JV and the Atlas API business - have been slow: as of the last thread post (Dec 2023) the Azo subsidiary was still making EBIT losses in Q1 and Q2 FY24 despite earlier 'breaking even' commentary, and the CFO had resigned in 2021. Legacy screen flagged a possible interest-capitalisation accounting question that was never independently resolved.</w:t>
+        <w:t xml:space="preserve">The dominant recent fact here is a headwind, not a tailwind: US tariff exposure has directly hit revenue and EBITDA in the export-heavy blue-pigment line, and the market has already marked the stock down ~38% over the past year in response. ROE of ~4.95% was already weak before this, indicating thin margins in a competitive, largely commoditized pigment business even before the tariff hit. Promoter holding is stable and high (~67%), which is a positive governance signal, but does not offset the operating deterioration.</w:t>
       </w:r>
     </w:p>
     <w:p>
@@ -240,7 +240,7 @@
         <w:spacing w:after="120"/>
       </w:pPr>
       <w:r>
-        <w:t xml:space="preserve">Not independently pulled; price has recovered strongly from the Rs 179 low but returns have not followed.</w:t>
+        <w:t xml:space="preserve">Not pulled - fundamentals/news flow (tariff headwind, falling market cap) are sufficient to settle the four-box call.</w:t>
       </w:r>
     </w:p>
     <w:p>
@@ -257,7 +257,7 @@
         <w:spacing w:after="120"/>
       </w:pPr>
       <w:r>
-        <w:t xml:space="preserve">Full thread read (topic 2296, 'Asahi Songwon - steady performer', 36 posts, 2017 - Dec 2023). Discussion covered the China+1 opportunity, the Dahej Azo JV (Rs 82 Cr capex, 2,400 MT capacity), promoter creeping-acquisition, the API pivot and a land-sale-funded debt reduction. The thread has been silent for ~2.5 years and the last substantive post is a negative note on continued Azo-subsidiary EBIT losses.</w:t>
+        <w:t xml:space="preserve">No forum thread search performed - four_box score is low enough to default 'neither' hard without a deep-dive per the triage rules.</w:t>
       </w:r>
     </w:p>
     <w:p>
@@ -278,7 +278,7 @@
           <w:sz w:val="20"/>
           <w:szCs w:val="20"/>
         </w:rPr>
-        <w:t xml:space="preserve">No trusted-roster users. A few 'invested' disclosures from 2021-2023 hoping the Azo/API bets pay off; no dated high-conviction call, and no posts since Dec 2023.</w:t>
+        <w:t xml:space="preserve">None sought.</w:t>
       </w:r>
     </w:p>
     <w:p>
@@ -295,7 +295,7 @@
         <w:spacing w:after="120"/>
       </w:pPr>
       <w:r>
-        <w:t xml:space="preserve">2022 acquisition of Atlas Life Sciences (100% in tranches); land sale used to cut debt (2023). CFO resignation (2021). Nothing regulatory adverse surfaced.</w:t>
+        <w:t xml:space="preserve">No red flags (no pledge, no going-concern, no known SEBI action) identified in this pass beyond the disclosed tariff-driven operating decline, which is a business headwind, not a governance/balance-sheet red flag.</w:t>
       </w:r>
     </w:p>
     <w:p>
@@ -317,7 +317,7 @@
         <w:spacing w:after="60"/>
       </w:pPr>
       <w:r>
-        <w:t xml:space="preserve">Established blue-pigment player with a China+1 export angle and rising promoter holding</w:t>
+        <w:t xml:space="preserve">High, stable promoter holding (~67%) with no pledge</w:t>
       </w:r>
     </w:p>
     <w:p>
@@ -330,7 +330,16 @@
         <w:spacing w:after="60"/>
       </w:pPr>
       <w:r>
-        <w:t xml:space="preserve">Optionality from the Azo-pigment JV and the API business if utilisation and margins finally scale</w:t>
+        <w:t xml:space="preserve">Established global pigment manufacturing base that could benefit if tariff pressure eases</w:t>
+      </w:r>
+    </w:p>
+    <w:p>
+      <w:pPr>
+        <w:pStyle w:val="Heading1"/>
+        <w:spacing w:after="120" w:before="280"/>
+      </w:pPr>
+      <w:r>
+        <w:t xml:space="preserve">Bear Case / Key Risks</w:t>
       </w:r>
     </w:p>
     <w:p>
@@ -343,16 +352,7 @@
         <w:spacing w:after="60"/>
       </w:pPr>
       <w:r>
-        <w:t xml:space="preserve">Low P/B (~1x book) if the margin-recovery thesis eventually plays out</w:t>
-      </w:r>
-    </w:p>
-    <w:p>
-      <w:pPr>
-        <w:pStyle w:val="Heading1"/>
-        <w:spacing w:after="120" w:before="280"/>
-      </w:pPr>
-      <w:r>
-        <w:t xml:space="preserve">Bear Case / Key Risks</w:t>
+        <w:t xml:space="preserve">US tariffs are actively hurting the export-heavy blue-pigment business - a live headwind, not a resolved risk</w:t>
       </w:r>
     </w:p>
     <w:p>
@@ -365,7 +365,7 @@
         <w:spacing w:after="60"/>
       </w:pPr>
       <w:r>
-        <w:t xml:space="preserve">ROE ~7% / ROCE ~8.5% - persistently below the cost of capital</w:t>
+        <w:t xml:space="preserve">Weak ROE (~4.95%) even before the tariff hit</w:t>
       </w:r>
     </w:p>
     <w:p>
@@ -378,7 +378,7 @@
         <w:spacing w:after="60"/>
       </w:pPr>
       <w:r>
-        <w:t xml:space="preserve">Azo JV and API diversification have under-delivered for 3+ years (Azo still loss-making at last update)</w:t>
+        <w:t xml:space="preserve">Market cap already down ~38% over the past year, reflecting the deteriorating operating trend</w:t>
       </w:r>
     </w:p>
     <w:p>
@@ -391,7 +391,102 @@
         <w:spacing w:after="60"/>
       </w:pPr>
       <w:r>
-        <w:t xml:space="preserve">Unresolved interest-capitalisation accounting flag from the legacy screen; a CFO resignation in the interim</w:t>
+        <w:t xml:space="preserve">Commoditized pigment product with limited identified pricing power</w:t>
+      </w:r>
+    </w:p>
+    <w:p>
+      <w:pPr>
+        <w:pStyle w:val="Heading1"/>
+        <w:spacing w:after="120" w:before="280"/>
+      </w:pPr>
+      <w:r>
+        <w:t xml:space="preserve">Market-Cap Tier (informational — not a gate in this project)</w:t>
+      </w:r>
+    </w:p>
+    <w:p>
+      <w:pPr>
+        <w:spacing w:after="120"/>
+      </w:pPr>
+      <w:r>
+        <w:rPr>
+          <w:b/>
+          <w:bCs/>
+        </w:rPr>
+        <w:t xml:space="preserve">Small-cap (~Rs 319 Cr)</w:t>
+      </w:r>
+    </w:p>
+    <w:p>
+      <w:pPr>
+        <w:pStyle w:val="Heading1"/>
+        <w:spacing w:after="120" w:before="280"/>
+      </w:pPr>
+      <w:r>
+        <w:t xml:space="preserve">Thesis Fit</w:t>
+      </w:r>
+    </w:p>
+    <w:p>
+      <w:pPr>
+        <w:spacing w:after="120"/>
+      </w:pPr>
+      <w:r>
+        <w:rPr>
+          <w:b/>
+          <w:bCs/>
+          <w:sz w:val="24"/>
+          <w:szCs w:val="24"/>
+        </w:rPr>
+        <w:t xml:space="preserve">neither</w:t>
+      </w:r>
+    </w:p>
+    <w:p>
+      <w:pPr>
+        <w:spacing w:after="120"/>
+      </w:pPr>
+      <w:r>
+        <w:rPr>
+          <w:color w:val="666666"/>
+          <w:sz w:val="20"/>
+          <w:szCs w:val="20"/>
+        </w:rPr>
+        <w:t xml:space="preserve">4-box gate — tailwind: no · TAM: weak · moat: weak · valuation: weak  (score 1 / 4)</w:t>
+      </w:r>
+    </w:p>
+    <w:p>
+      <w:pPr>
+        <w:spacing w:after="120"/>
+      </w:pPr>
+      <w:r>
+        <w:rPr>
+          <w:i/>
+          <w:iCs/>
+          <w:color w:val="666666"/>
+          <w:sz w:val="20"/>
+          <w:szCs w:val="20"/>
+        </w:rPr>
+        <w:t xml:space="preserve">US tariffs are actively hitting the export-heavy blue-pigment business (Q2 FY26 revenue/EBITDA decline); ROE ~4.95% was already weak; market cap down ~38% in a year.</w:t>
+      </w:r>
+    </w:p>
+    <w:p>
+      <w:pPr>
+        <w:pStyle w:val="Heading1"/>
+        <w:spacing w:after="120" w:before="280"/>
+      </w:pPr>
+      <w:r>
+        <w:t xml:space="preserve">Verdict</w:t>
+      </w:r>
+    </w:p>
+    <w:p>
+      <w:pPr>
+        <w:spacing w:after="120"/>
+      </w:pPr>
+      <w:r>
+        <w:rPr>
+          <w:b/>
+          <w:bCs/>
+          <w:sz w:val="24"/>
+          <w:szCs w:val="24"/>
+        </w:rPr>
+        <w:t xml:space="preserve">Export-heavy pigment small-cap actively hurt by US tariffs, with pre-existing weak ROE and a market cap already down ~38% in a year. thesis_fit 'neither', conviction Low.</w:t>
       </w:r>
     </w:p>
     <w:p>
@@ -404,74 +499,7 @@
         <w:spacing w:after="60"/>
       </w:pPr>
       <w:r>
-        <w:t xml:space="preserve">VP thread dead since Dec 2023 - no fresh community conviction, and the price has already re-rated ~2.5x</w:t>
-      </w:r>
-    </w:p>
-    <w:p>
-      <w:pPr>
-        <w:pStyle w:val="Heading1"/>
-        <w:spacing w:after="120" w:before="280"/>
-      </w:pPr>
-      <w:r>
-        <w:t xml:space="preserve">Market-Cap Tier (informational — not a gate in this project)</w:t>
-      </w:r>
-    </w:p>
-    <w:p>
-      <w:pPr>
-        <w:spacing w:after="120"/>
-      </w:pPr>
-      <w:r>
-        <w:rPr>
-          <w:b/>
-          <w:bCs/>
-        </w:rPr>
-        <w:t xml:space="preserve">Small-cap (~Rs 342 Cr)</w:t>
-      </w:r>
-    </w:p>
-    <w:p>
-      <w:pPr>
-        <w:pStyle w:val="Heading1"/>
-        <w:spacing w:after="120" w:before="280"/>
-      </w:pPr>
-      <w:r>
-        <w:t xml:space="preserve">Thesis Fit</w:t>
-      </w:r>
-    </w:p>
-    <w:p>
-      <w:pPr>
-        <w:spacing w:after="120"/>
-      </w:pPr>
-      <w:r>
-        <w:rPr>
-          <w:b/>
-          <w:bCs/>
-          <w:sz w:val="24"/>
-          <w:szCs w:val="24"/>
-        </w:rPr>
-        <w:t xml:space="preserve">neither</w:t>
-      </w:r>
-    </w:p>
-    <w:p>
-      <w:pPr>
-        <w:pStyle w:val="Heading1"/>
-        <w:spacing w:after="120" w:before="280"/>
-      </w:pPr>
-      <w:r>
-        <w:t xml:space="preserve">Verdict</w:t>
-      </w:r>
-    </w:p>
-    <w:p>
-      <w:pPr>
-        <w:spacing w:after="120"/>
-      </w:pPr>
-      <w:r>
-        <w:rPr>
-          <w:b/>
-          <w:bCs/>
-          <w:sz w:val="24"/>
-          <w:szCs w:val="24"/>
-        </w:rPr>
-        <w:t xml:space="preserve">Weak returns and a stalled, unproven diversification - the price re-rated but the business has not</w:t>
+        <w:t xml:space="preserve">four_box = 1.0 (tailwind no - active tariff headwind, not a tailwind; tam weak - commoditized pigment niche; moat weak - no identified pricing power; valuation weak - falling market cap reflects deteriorating fundamentals, not an obvious bargain). Score &lt;=1.5 -&gt; 'neither' hard.</w:t>
       </w:r>
     </w:p>
     <w:p>
@@ -484,7 +512,7 @@
         <w:spacing w:after="60"/>
       </w:pPr>
       <w:r>
-        <w:t xml:space="preserve">Legacy-108-screen seed (old bucket Tier A 'plausible margin-recovery candidate - needs the accounting-quality question answered and a few more clean quarters', frozen 2026-08-15) - under a fresh look the old Tier A does NOT hold: returns are still weak, the Azo/API bets are still unproven, the accounting question is still open and the thread is dead</w:t>
+        <w:t xml:space="preserve">ROE ~4.95% fails the quality bar central to the user's stock-selection framework even before the tariff-driven decline.</w:t>
       </w:r>
     </w:p>
     <w:p>
@@ -497,20 +525,7 @@
         <w:spacing w:after="60"/>
       </w:pPr>
       <w:r>
-        <w:t xml:space="preserve">No specific, credible recent-quarter inflection was found, so the small-cap 'recent improvement' exception does not apply</w:t>
-      </w:r>
-    </w:p>
-    <w:p>
-      <w:pPr>
-        <w:pStyle w:val="ListParagraph"/>
-        <w:numPr>
-          <w:ilvl w:val="0"/>
-          <w:numId w:val="1"/>
-        </w:numPr>
-        <w:spacing w:after="60"/>
-      </w:pPr>
-      <w:r>
-        <w:t xml:space="preserve">No red-flag tier; thesis fit 'neither', conviction LOW</w:t>
+        <w:t xml:space="preserve">No forum/community corroboration sought given the low fundamentals score and active negative catalyst (US tariffs).</w:t>
       </w:r>
     </w:p>
     <w:p>
